--- a/OS_labs/lab3/doc/Бойцов_Иван_лаб_03_отчёт.docx
+++ b/OS_labs/lab3/doc/Бойцов_Иван_лаб_03_отчёт.docx
@@ -757,6 +757,7 @@
       <w:pPr>
         <w:pStyle w:val="code-line"/>
         <w:spacing w:before="0" w:beforeAutospacing="0" w:after="240" w:afterAutospacing="0"/>
+        <w:ind w:firstLine="708"/>
         <w:rPr>
           <w:sz w:val="28"/>
           <w:szCs w:val="28"/>
@@ -806,6 +807,7 @@
       <w:pPr>
         <w:pStyle w:val="code-line"/>
         <w:spacing w:before="0" w:beforeAutospacing="0" w:after="240" w:afterAutospacing="0"/>
+        <w:ind w:firstLine="708"/>
         <w:rPr>
           <w:sz w:val="28"/>
           <w:szCs w:val="28"/>
@@ -905,6 +907,7 @@
       <w:pPr>
         <w:pStyle w:val="code-line"/>
         <w:spacing w:before="0" w:beforeAutospacing="0" w:after="240" w:afterAutospacing="0"/>
+        <w:ind w:firstLine="708"/>
         <w:rPr>
           <w:sz w:val="28"/>
           <w:szCs w:val="28"/>
@@ -916,23 +919,21 @@
           <w:szCs w:val="28"/>
         </w:rPr>
         <w:lastRenderedPageBreak/>
-        <w:t xml:space="preserve">Родительский процесс создает дочерний процесс. Первой строчкой пользователь в консоль родительского процесса пишет имя файла, которое будет передано при создании дочернего процесса. Родительский и дочерний процесс должны быть представлены разными программами. Родительский процесс передает команды пользователя через pipe1, который связан с стандартным входным потоком дочернего процесса. Дочерний процесс </w:t>
-      </w:r>
-      <w:proofErr w:type="spellStart"/>
-      <w:r>
-        <w:rPr>
-          <w:sz w:val="28"/>
-          <w:szCs w:val="28"/>
-        </w:rPr>
-        <w:t>принеобходимости</w:t>
-      </w:r>
-      <w:proofErr w:type="spellEnd"/>
-      <w:r>
-        <w:rPr>
-          <w:sz w:val="28"/>
-          <w:szCs w:val="28"/>
-        </w:rPr>
-        <w:t xml:space="preserve"> передает данные в родительский процесс через pipe2. Результаты своей работы дочерний процесс пишет в созданный им файл. Допускается просто открыть файл и писать туда, не перенаправляя стандартный поток вывода.</w:t>
+        <w:t>Родительский процесс создает дочерний процесс. Первой строчкой пользователь в консоль родительского процесса пишет имя файла, которое будет передано при создании дочернего процесса. Родительский и дочерний процесс должны быть представлены разными программами. Родительский процесс передает команды пользователя через pipe1, который связан с стандартным входным потоком дочернего процесса. Дочерний процесс при</w:t>
+      </w:r>
+      <w:r>
+        <w:rPr>
+          <w:sz w:val="28"/>
+          <w:szCs w:val="28"/>
+        </w:rPr>
+        <w:t xml:space="preserve"> </w:t>
+      </w:r>
+      <w:r>
+        <w:rPr>
+          <w:sz w:val="28"/>
+          <w:szCs w:val="28"/>
+        </w:rPr>
+        <w:t>необходимости передает данные в родительский процесс через pipe2. Результаты своей работы дочерний процесс пишет в созданный им файл. Допускается просто открыть файл и писать туда, не перенаправляя стандартный поток вывода.</w:t>
       </w:r>
     </w:p>
     <w:p>
@@ -956,6 +957,7 @@
       <w:pPr>
         <w:pStyle w:val="code-line"/>
         <w:spacing w:before="0" w:beforeAutospacing="0" w:after="240" w:afterAutospacing="0"/>
+        <w:ind w:firstLine="708"/>
         <w:rPr>
           <w:sz w:val="28"/>
           <w:szCs w:val="28"/>
@@ -988,39 +990,85 @@
     </w:p>
     <w:p>
       <w:pPr>
-        <w:pStyle w:val="code-line"/>
-        <w:spacing w:before="0" w:beforeAutospacing="0" w:after="240" w:afterAutospacing="0"/>
-        <w:rPr>
-          <w:sz w:val="28"/>
-          <w:szCs w:val="28"/>
-        </w:rPr>
-      </w:pPr>
-      <w:r>
-        <w:rPr>
-          <w:sz w:val="28"/>
-          <w:szCs w:val="28"/>
-        </w:rPr>
-        <w:t>Отладить программу и написать решение =)</w:t>
-      </w:r>
-    </w:p>
-    <w:p>
-      <w:pPr>
         <w:pStyle w:val="2"/>
         <w:spacing w:before="360" w:beforeAutospacing="0" w:after="240" w:afterAutospacing="0"/>
-        <w:rPr>
-          <w:sz w:val="28"/>
-          <w:szCs w:val="28"/>
-          <w:lang w:val="en-US"/>
-        </w:rPr>
-      </w:pPr>
-      <w:r>
-        <w:rPr>
-          <w:sz w:val="28"/>
-          <w:szCs w:val="28"/>
-          <w:lang w:val="en-US"/>
-        </w:rPr>
-        <w:t>parent.cpp</w:t>
-      </w:r>
+        <w:ind w:firstLine="708"/>
+        <w:rPr>
+          <w:b w:val="0"/>
+          <w:bCs w:val="0"/>
+          <w:sz w:val="28"/>
+          <w:szCs w:val="28"/>
+        </w:rPr>
+      </w:pPr>
+      <w:r>
+        <w:rPr>
+          <w:b w:val="0"/>
+          <w:bCs w:val="0"/>
+          <w:sz w:val="28"/>
+          <w:szCs w:val="28"/>
+        </w:rPr>
+        <w:t>Основной процесс создает дочерний процесс и передает ему имя файла, введенное пользователем, через командную строку. Родительский процесс получает от пользователя числа и записывает их в отображаемую область памяти </w:t>
+      </w:r>
+      <w:r>
+        <w:rPr>
+          <w:rStyle w:val="HTML1"/>
+          <w:rFonts w:ascii="Times New Roman" w:hAnsi="Times New Roman" w:cs="Times New Roman"/>
+          <w:sz w:val="28"/>
+          <w:szCs w:val="28"/>
+        </w:rPr>
+        <w:t xml:space="preserve">File </w:t>
+      </w:r>
+      <w:proofErr w:type="spellStart"/>
+      <w:r>
+        <w:rPr>
+          <w:rStyle w:val="HTML1"/>
+          <w:rFonts w:ascii="Times New Roman" w:hAnsi="Times New Roman" w:cs="Times New Roman"/>
+          <w:sz w:val="28"/>
+          <w:szCs w:val="28"/>
+        </w:rPr>
+        <w:t>Mapping</w:t>
+      </w:r>
+      <w:proofErr w:type="spellEnd"/>
+      <w:r>
+        <w:rPr>
+          <w:b w:val="0"/>
+          <w:bCs w:val="0"/>
+          <w:sz w:val="28"/>
+          <w:szCs w:val="28"/>
+        </w:rPr>
+        <w:t>. Дочерний процесс читает числа из этой области и проверяет их на простоту. Если число составное, оно записывается в файл. В случае ввода отрицательного или простого числа процессы завершаются.</w:t>
+      </w:r>
+      <w:r>
+        <w:rPr>
+          <w:b w:val="0"/>
+          <w:bCs w:val="0"/>
+          <w:sz w:val="28"/>
+          <w:szCs w:val="28"/>
+          <w:lang w:val="en-US"/>
+        </w:rPr>
+        <w:t>parent</w:t>
+      </w:r>
+      <w:r>
+        <w:rPr>
+          <w:b w:val="0"/>
+          <w:bCs w:val="0"/>
+          <w:sz w:val="28"/>
+          <w:szCs w:val="28"/>
+        </w:rPr>
+        <w:t>.</w:t>
+      </w:r>
+      <w:proofErr w:type="spellStart"/>
+      <w:r>
+        <w:rPr>
+          <w:b w:val="0"/>
+          <w:bCs w:val="0"/>
+          <w:sz w:val="28"/>
+          <w:szCs w:val="28"/>
+          <w:lang w:val="en-US"/>
+        </w:rPr>
+        <w:t>cpp</w:t>
+      </w:r>
+      <w:proofErr w:type="spellEnd"/>
     </w:p>
     <w:p>
       <w:pPr>
@@ -2192,6 +2240,7 @@
           <w:szCs w:val="28"/>
           <w:lang w:val="en-US"/>
         </w:rPr>
+        <w:lastRenderedPageBreak/>
         <w:t>int</w:t>
       </w:r>
       <w:r>
@@ -2412,7 +2461,6 @@
           <w:szCs w:val="28"/>
           <w:lang w:val="en-US"/>
         </w:rPr>
-        <w:lastRenderedPageBreak/>
         <w:t xml:space="preserve">    LPCTSTR </w:t>
       </w:r>
       <w:proofErr w:type="spellStart"/>
@@ -4849,6 +4897,7 @@
           <w:szCs w:val="28"/>
           <w:lang w:val="en-US"/>
         </w:rPr>
+        <w:lastRenderedPageBreak/>
         <w:t xml:space="preserve">    </w:t>
       </w:r>
       <w:proofErr w:type="spellStart"/>
@@ -5011,7 +5060,6 @@
           <w:szCs w:val="28"/>
           <w:lang w:val="en-US"/>
         </w:rPr>
-        <w:lastRenderedPageBreak/>
         <w:t xml:space="preserve">    string </w:t>
       </w:r>
       <w:proofErr w:type="spellStart"/>
@@ -6183,7 +6231,6 @@
           <w:rFonts w:ascii="Times New Roman" w:hAnsi="Times New Roman" w:cs="Times New Roman"/>
           <w:sz w:val="28"/>
           <w:szCs w:val="28"/>
-          <w:lang w:val="en-US"/>
         </w:rPr>
       </w:pPr>
       <w:r>
@@ -6214,7 +6261,6 @@
           <w:rFonts w:ascii="Times New Roman" w:hAnsi="Times New Roman" w:cs="Times New Roman"/>
           <w:sz w:val="28"/>
           <w:szCs w:val="28"/>
-          <w:lang w:val="en-US"/>
         </w:rPr>
         <w:t xml:space="preserve"> &lt;&lt; </w:t>
       </w:r>
@@ -6224,55 +6270,15 @@
           <w:rFonts w:ascii="Times New Roman" w:hAnsi="Times New Roman" w:cs="Times New Roman"/>
           <w:sz w:val="28"/>
           <w:szCs w:val="28"/>
-          <w:lang w:val="en-US"/>
-        </w:rPr>
-        <w:t>"</w:t>
-      </w:r>
-      <w:r>
-        <w:rPr>
-          <w:rStyle w:val="hljs-string"/>
-          <w:rFonts w:ascii="Times New Roman" w:hAnsi="Times New Roman" w:cs="Times New Roman"/>
-          <w:sz w:val="28"/>
-          <w:szCs w:val="28"/>
-        </w:rPr>
-        <w:t>Введите</w:t>
-      </w:r>
-      <w:r>
-        <w:rPr>
-          <w:rStyle w:val="hljs-string"/>
-          <w:rFonts w:ascii="Times New Roman" w:hAnsi="Times New Roman" w:cs="Times New Roman"/>
-          <w:sz w:val="28"/>
-          <w:szCs w:val="28"/>
-          <w:lang w:val="en-US"/>
-        </w:rPr>
-        <w:t xml:space="preserve"> </w:t>
-      </w:r>
-      <w:r>
-        <w:rPr>
-          <w:rStyle w:val="hljs-string"/>
-          <w:rFonts w:ascii="Times New Roman" w:hAnsi="Times New Roman" w:cs="Times New Roman"/>
-          <w:sz w:val="28"/>
-          <w:szCs w:val="28"/>
-        </w:rPr>
-        <w:t>число</w:t>
-      </w:r>
-      <w:r>
-        <w:rPr>
-          <w:rStyle w:val="hljs-string"/>
-          <w:rFonts w:ascii="Times New Roman" w:hAnsi="Times New Roman" w:cs="Times New Roman"/>
-          <w:sz w:val="28"/>
-          <w:szCs w:val="28"/>
-          <w:lang w:val="en-US"/>
-        </w:rPr>
-        <w:t>: "</w:t>
-      </w:r>
-      <w:r>
-        <w:rPr>
-          <w:rStyle w:val="HTML1"/>
-          <w:rFonts w:ascii="Times New Roman" w:hAnsi="Times New Roman" w:cs="Times New Roman"/>
-          <w:sz w:val="28"/>
-          <w:szCs w:val="28"/>
-          <w:lang w:val="en-US"/>
+        </w:rPr>
+        <w:t>"Введите число: "</w:t>
+      </w:r>
+      <w:r>
+        <w:rPr>
+          <w:rStyle w:val="HTML1"/>
+          <w:rFonts w:ascii="Times New Roman" w:hAnsi="Times New Roman" w:cs="Times New Roman"/>
+          <w:sz w:val="28"/>
+          <w:szCs w:val="28"/>
         </w:rPr>
         <w:t>;</w:t>
       </w:r>
@@ -6286,16 +6292,14 @@
           <w:rFonts w:ascii="Times New Roman" w:hAnsi="Times New Roman" w:cs="Times New Roman"/>
           <w:sz w:val="28"/>
           <w:szCs w:val="28"/>
-          <w:lang w:val="en-US"/>
-        </w:rPr>
-      </w:pPr>
-      <w:r>
-        <w:rPr>
-          <w:rStyle w:val="HTML1"/>
-          <w:rFonts w:ascii="Times New Roman" w:hAnsi="Times New Roman" w:cs="Times New Roman"/>
-          <w:sz w:val="28"/>
-          <w:szCs w:val="28"/>
-          <w:lang w:val="en-US"/>
+        </w:rPr>
+      </w:pPr>
+      <w:r>
+        <w:rPr>
+          <w:rStyle w:val="HTML1"/>
+          <w:rFonts w:ascii="Times New Roman" w:hAnsi="Times New Roman" w:cs="Times New Roman"/>
+          <w:sz w:val="28"/>
+          <w:szCs w:val="28"/>
         </w:rPr>
         <w:t xml:space="preserve">        </w:t>
       </w:r>
@@ -6318,7 +6322,6 @@
           <w:rFonts w:ascii="Times New Roman" w:hAnsi="Times New Roman" w:cs="Times New Roman"/>
           <w:sz w:val="28"/>
           <w:szCs w:val="28"/>
-          <w:lang w:val="en-US"/>
         </w:rPr>
         <w:t>(</w:t>
       </w:r>
@@ -6341,42 +6344,58 @@
           <w:rFonts w:ascii="Times New Roman" w:hAnsi="Times New Roman" w:cs="Times New Roman"/>
           <w:sz w:val="28"/>
           <w:szCs w:val="28"/>
-          <w:lang w:val="en-US"/>
-        </w:rPr>
-        <w:t>, input);</w:t>
-      </w:r>
-    </w:p>
-    <w:p>
-      <w:pPr>
-        <w:pStyle w:val="HTML"/>
-        <w:spacing w:line="326" w:lineRule="atLeast"/>
-        <w:rPr>
-          <w:rStyle w:val="HTML1"/>
-          <w:rFonts w:ascii="Times New Roman" w:hAnsi="Times New Roman" w:cs="Times New Roman"/>
-          <w:sz w:val="28"/>
-          <w:szCs w:val="28"/>
-          <w:lang w:val="en-US"/>
-        </w:rPr>
-      </w:pPr>
-    </w:p>
-    <w:p>
-      <w:pPr>
-        <w:pStyle w:val="HTML"/>
-        <w:spacing w:line="326" w:lineRule="atLeast"/>
-        <w:rPr>
-          <w:rStyle w:val="HTML1"/>
-          <w:rFonts w:ascii="Times New Roman" w:hAnsi="Times New Roman" w:cs="Times New Roman"/>
-          <w:sz w:val="28"/>
-          <w:szCs w:val="28"/>
-        </w:rPr>
-      </w:pPr>
-      <w:r>
-        <w:rPr>
-          <w:rStyle w:val="HTML1"/>
-          <w:rFonts w:ascii="Times New Roman" w:hAnsi="Times New Roman" w:cs="Times New Roman"/>
-          <w:sz w:val="28"/>
-          <w:szCs w:val="28"/>
-          <w:lang w:val="en-US"/>
+        </w:rPr>
+        <w:t xml:space="preserve">, </w:t>
+      </w:r>
+      <w:r>
+        <w:rPr>
+          <w:rStyle w:val="HTML1"/>
+          <w:rFonts w:ascii="Times New Roman" w:hAnsi="Times New Roman" w:cs="Times New Roman"/>
+          <w:sz w:val="28"/>
+          <w:szCs w:val="28"/>
+          <w:lang w:val="en-US"/>
+        </w:rPr>
+        <w:t>input</w:t>
+      </w:r>
+      <w:r>
+        <w:rPr>
+          <w:rStyle w:val="HTML1"/>
+          <w:rFonts w:ascii="Times New Roman" w:hAnsi="Times New Roman" w:cs="Times New Roman"/>
+          <w:sz w:val="28"/>
+          <w:szCs w:val="28"/>
+        </w:rPr>
+        <w:t>);</w:t>
+      </w:r>
+    </w:p>
+    <w:p>
+      <w:pPr>
+        <w:pStyle w:val="HTML"/>
+        <w:spacing w:line="326" w:lineRule="atLeast"/>
+        <w:rPr>
+          <w:rStyle w:val="HTML1"/>
+          <w:rFonts w:ascii="Times New Roman" w:hAnsi="Times New Roman" w:cs="Times New Roman"/>
+          <w:sz w:val="28"/>
+          <w:szCs w:val="28"/>
+        </w:rPr>
+      </w:pPr>
+    </w:p>
+    <w:p>
+      <w:pPr>
+        <w:pStyle w:val="HTML"/>
+        <w:spacing w:line="326" w:lineRule="atLeast"/>
+        <w:rPr>
+          <w:rStyle w:val="HTML1"/>
+          <w:rFonts w:ascii="Times New Roman" w:hAnsi="Times New Roman" w:cs="Times New Roman"/>
+          <w:sz w:val="28"/>
+          <w:szCs w:val="28"/>
+        </w:rPr>
+      </w:pPr>
+      <w:r>
+        <w:rPr>
+          <w:rStyle w:val="HTML1"/>
+          <w:rFonts w:ascii="Times New Roman" w:hAnsi="Times New Roman" w:cs="Times New Roman"/>
+          <w:sz w:val="28"/>
+          <w:szCs w:val="28"/>
         </w:rPr>
         <w:t xml:space="preserve">        </w:t>
       </w:r>
@@ -7678,6 +7697,7 @@
           <w:szCs w:val="28"/>
           <w:lang w:val="en-US"/>
         </w:rPr>
+        <w:lastRenderedPageBreak/>
         <w:t xml:space="preserve">    </w:t>
       </w:r>
       <w:r>
@@ -7760,7 +7780,6 @@
           <w:szCs w:val="28"/>
           <w:lang w:val="en-US"/>
         </w:rPr>
-        <w:lastRenderedPageBreak/>
         <w:t>child.cpp</w:t>
       </w:r>
     </w:p>
@@ -10646,6 +10665,7 @@
           <w:szCs w:val="28"/>
           <w:lang w:val="en-US"/>
         </w:rPr>
+        <w:lastRenderedPageBreak/>
         <w:t xml:space="preserve">    HANDLE </w:t>
       </w:r>
       <w:proofErr w:type="spellStart"/>
@@ -10749,7 +10769,6 @@
           <w:szCs w:val="28"/>
           <w:lang w:val="en-US"/>
         </w:rPr>
-        <w:lastRenderedPageBreak/>
         <w:t xml:space="preserve">    </w:t>
       </w:r>
       <w:proofErr w:type="spellStart"/>
@@ -11681,7 +11700,57 @@
           <w:szCs w:val="28"/>
           <w:lang w:val="en-US"/>
         </w:rPr>
-        <w:t xml:space="preserve">        FILE_MAP_ALL_</w:t>
+        <w:t xml:space="preserve">        FILE</w:t>
+      </w:r>
+      <w:r>
+        <w:rPr>
+          <w:rStyle w:val="HTML1"/>
+          <w:rFonts w:ascii="Times New Roman" w:hAnsi="Times New Roman" w:cs="Times New Roman"/>
+          <w:sz w:val="28"/>
+          <w:szCs w:val="28"/>
+          <w:lang w:val="en-US"/>
+        </w:rPr>
+        <w:t>_</w:t>
+      </w:r>
+      <w:r>
+        <w:rPr>
+          <w:rStyle w:val="HTML1"/>
+          <w:rFonts w:ascii="Times New Roman" w:hAnsi="Times New Roman" w:cs="Times New Roman"/>
+          <w:sz w:val="28"/>
+          <w:szCs w:val="28"/>
+          <w:lang w:val="en-US"/>
+        </w:rPr>
+        <w:t>MAP</w:t>
+      </w:r>
+      <w:r>
+        <w:rPr>
+          <w:rStyle w:val="HTML1"/>
+          <w:rFonts w:ascii="Times New Roman" w:hAnsi="Times New Roman" w:cs="Times New Roman"/>
+          <w:sz w:val="28"/>
+          <w:szCs w:val="28"/>
+          <w:lang w:val="en-US"/>
+        </w:rPr>
+        <w:t>_</w:t>
+      </w:r>
+      <w:r>
+        <w:rPr>
+          <w:rStyle w:val="HTML1"/>
+          <w:rFonts w:ascii="Times New Roman" w:hAnsi="Times New Roman" w:cs="Times New Roman"/>
+          <w:sz w:val="28"/>
+          <w:szCs w:val="28"/>
+          <w:lang w:val="en-US"/>
+        </w:rPr>
+        <w:t>ALL</w:t>
+      </w:r>
+      <w:r>
+        <w:rPr>
+          <w:rStyle w:val="HTML1"/>
+          <w:rFonts w:ascii="Times New Roman" w:hAnsi="Times New Roman" w:cs="Times New Roman"/>
+          <w:sz w:val="28"/>
+          <w:szCs w:val="28"/>
+          <w:lang w:val="en-US"/>
+        </w:rPr>
+        <w:t>_</w:t>
       </w:r>
       <w:proofErr w:type="gramStart"/>
       <w:r>
@@ -11692,7 +11761,17 @@
           <w:szCs w:val="28"/>
           <w:lang w:val="en-US"/>
         </w:rPr>
-        <w:t xml:space="preserve">ACCESS,  </w:t>
+        <w:t>ACCESS</w:t>
+      </w:r>
+      <w:r>
+        <w:rPr>
+          <w:rStyle w:val="HTML1"/>
+          <w:rFonts w:ascii="Times New Roman" w:hAnsi="Times New Roman" w:cs="Times New Roman"/>
+          <w:sz w:val="28"/>
+          <w:szCs w:val="28"/>
+          <w:lang w:val="en-US"/>
+        </w:rPr>
+        <w:t xml:space="preserve">,  </w:t>
       </w:r>
       <w:r>
         <w:rPr>
@@ -13488,6 +13567,7 @@
           <w:szCs w:val="28"/>
           <w:lang w:val="en-US"/>
         </w:rPr>
+        <w:lastRenderedPageBreak/>
         <w:t xml:space="preserve">        </w:t>
       </w:r>
       <w:proofErr w:type="spellStart"/>
@@ -13675,7 +13755,6 @@
           <w:szCs w:val="28"/>
           <w:lang w:val="en-US"/>
         </w:rPr>
-        <w:lastRenderedPageBreak/>
         <w:t xml:space="preserve">    }</w:t>
       </w:r>
     </w:p>
@@ -14874,6 +14953,7 @@
           <w:rFonts w:ascii="Times New Roman" w:hAnsi="Times New Roman" w:cs="Times New Roman"/>
           <w:sz w:val="28"/>
           <w:szCs w:val="28"/>
+          <w:lang w:val="en-US"/>
         </w:rPr>
       </w:pPr>
       <w:r>
@@ -14886,23 +14966,23 @@
         </w:rPr>
         <w:t xml:space="preserve">    </w:t>
       </w:r>
-      <w:proofErr w:type="spellStart"/>
       <w:r>
         <w:rPr>
           <w:rStyle w:val="hljs-keyword"/>
           <w:rFonts w:ascii="Times New Roman" w:hAnsi="Times New Roman" w:cs="Times New Roman"/>
           <w:sz w:val="28"/>
           <w:szCs w:val="28"/>
+          <w:lang w:val="en-US"/>
         </w:rPr>
         <w:t>return</w:t>
       </w:r>
-      <w:proofErr w:type="spellEnd"/>
-      <w:r>
-        <w:rPr>
-          <w:rStyle w:val="HTML1"/>
-          <w:rFonts w:ascii="Times New Roman" w:hAnsi="Times New Roman" w:cs="Times New Roman"/>
-          <w:sz w:val="28"/>
-          <w:szCs w:val="28"/>
+      <w:r>
+        <w:rPr>
+          <w:rStyle w:val="HTML1"/>
+          <w:rFonts w:ascii="Times New Roman" w:hAnsi="Times New Roman" w:cs="Times New Roman"/>
+          <w:sz w:val="28"/>
+          <w:szCs w:val="28"/>
+          <w:lang w:val="en-US"/>
         </w:rPr>
         <w:t xml:space="preserve"> </w:t>
       </w:r>
@@ -14912,6 +14992,7 @@
           <w:rFonts w:ascii="Times New Roman" w:hAnsi="Times New Roman" w:cs="Times New Roman"/>
           <w:sz w:val="28"/>
           <w:szCs w:val="28"/>
+          <w:lang w:val="en-US"/>
         </w:rPr>
         <w:t>1</w:t>
       </w:r>
@@ -14921,6 +15002,7 @@
           <w:rFonts w:ascii="Times New Roman" w:hAnsi="Times New Roman" w:cs="Times New Roman"/>
           <w:sz w:val="28"/>
           <w:szCs w:val="28"/>
+          <w:lang w:val="en-US"/>
         </w:rPr>
         <w:t>;</w:t>
       </w:r>
@@ -14965,45 +15047,57 @@
     </w:p>
     <w:p>
       <w:pPr>
-        <w:pStyle w:val="code-line"/>
-        <w:spacing w:before="0" w:beforeAutospacing="0" w:after="240" w:afterAutospacing="0"/>
-        <w:rPr>
-          <w:sz w:val="28"/>
-          <w:szCs w:val="28"/>
-        </w:rPr>
-      </w:pPr>
-      <w:r>
-        <w:rPr>
-          <w:sz w:val="28"/>
-          <w:szCs w:val="28"/>
-        </w:rPr>
-        <w:t xml:space="preserve">В процессе выполнения лабораторной работы были получены практические навыки в обеспечении обмена данных между процессами посредством технологии "File </w:t>
-      </w:r>
-      <w:proofErr w:type="spellStart"/>
-      <w:r>
-        <w:rPr>
-          <w:sz w:val="28"/>
-          <w:szCs w:val="28"/>
-        </w:rPr>
-        <w:t>mapping</w:t>
-      </w:r>
-      <w:proofErr w:type="spellEnd"/>
-      <w:r>
-        <w:rPr>
-          <w:sz w:val="28"/>
-          <w:szCs w:val="28"/>
-        </w:rPr>
-        <w:t>" в операционной системе Windows.</w:t>
-      </w:r>
-    </w:p>
-    <w:p>
-      <w:pPr>
-        <w:rPr>
-          <w:rFonts w:ascii="Times New Roman" w:hAnsi="Times New Roman" w:cs="Times New Roman"/>
-          <w:sz w:val="28"/>
-          <w:szCs w:val="28"/>
-        </w:rPr>
-      </w:pPr>
+        <w:ind w:firstLine="708"/>
+        <w:rPr>
+          <w:rFonts w:ascii="Times New Roman" w:hAnsi="Times New Roman" w:cs="Times New Roman"/>
+          <w:sz w:val="28"/>
+          <w:szCs w:val="28"/>
+        </w:rPr>
+      </w:pPr>
+      <w:r>
+        <w:rPr>
+          <w:rFonts w:ascii="Times New Roman" w:hAnsi="Times New Roman" w:cs="Times New Roman"/>
+          <w:sz w:val="28"/>
+          <w:szCs w:val="28"/>
+        </w:rPr>
+        <w:t>В ходе выполнения лабораторной работы были приобретены практические навыки работы с процессами и организации обмена данными между ними через отображаемые файлы (</w:t>
+      </w:r>
+      <w:proofErr w:type="spellStart"/>
+      <w:r>
+        <w:rPr>
+          <w:rFonts w:ascii="Times New Roman" w:hAnsi="Times New Roman" w:cs="Times New Roman"/>
+          <w:sz w:val="28"/>
+          <w:szCs w:val="28"/>
+        </w:rPr>
+        <w:t>memory-mapped</w:t>
+      </w:r>
+      <w:proofErr w:type="spellEnd"/>
+      <w:r>
+        <w:rPr>
+          <w:rFonts w:ascii="Times New Roman" w:hAnsi="Times New Roman" w:cs="Times New Roman"/>
+          <w:sz w:val="28"/>
+          <w:szCs w:val="28"/>
+        </w:rPr>
+        <w:t xml:space="preserve"> </w:t>
+      </w:r>
+      <w:proofErr w:type="spellStart"/>
+      <w:r>
+        <w:rPr>
+          <w:rFonts w:ascii="Times New Roman" w:hAnsi="Times New Roman" w:cs="Times New Roman"/>
+          <w:sz w:val="28"/>
+          <w:szCs w:val="28"/>
+        </w:rPr>
+        <w:t>files</w:t>
+      </w:r>
+      <w:proofErr w:type="spellEnd"/>
+      <w:r>
+        <w:rPr>
+          <w:rFonts w:ascii="Times New Roman" w:hAnsi="Times New Roman" w:cs="Times New Roman"/>
+          <w:sz w:val="28"/>
+          <w:szCs w:val="28"/>
+        </w:rPr>
+        <w:t>) в операционной системе Windows.</w:t>
+      </w:r>
     </w:p>
     <w:sectPr>
       <w:pgSz w:w="11906" w:h="16838"/>
